--- a/downloads/rooms/foundations.docx
+++ b/downloads/rooms/foundations.docx
@@ -184,6 +184,219 @@
           <w:t>Profile</w:t>
         </w:r>
       </w:hyperlink>
+    </w:p>
+    <w:p>
+      <w:pPr>
+        <w:pStyle w:val="Heading1"/>
+      </w:pPr>
+      <w:r>
+        <w:t>Sources and go deeper</w:t>
+      </w:r>
+    </w:p>
+    <w:p>
+      <w:r>
+        <w:t>Last checked 2026-10. A line marked confirm did not open, so it is not linked.</w:t>
+      </w:r>
+    </w:p>
+    <w:p>
+      <w:pPr>
+        <w:pStyle w:val="ListBullet"/>
+      </w:pPr>
+      <w:hyperlink r:id="rId12">
+        <w:r>
+          <w:rPr>
+            <w:color w:val="1D4ED8"/>
+          </w:rPr>
+          <w:t>IIBA KnowledgeHub, including the BABOK Guide contents</w:t>
+        </w:r>
+      </w:hyperlink>
+      <w:r>
+        <w:t xml:space="preserve"> (standard, last checked 2026-10)</w:t>
+      </w:r>
+    </w:p>
+    <w:p>
+      <w:pPr>
+        <w:pStyle w:val="ListBullet"/>
+      </w:pPr>
+      <w:r>
+        <w:t>BABOK Guide article on the IIBA knowledge hub (standard, confirm, last checked 2026-10)</w:t>
+      </w:r>
+    </w:p>
+    <w:p>
+      <w:pPr>
+        <w:pStyle w:val="ListBullet"/>
+      </w:pPr>
+      <w:hyperlink r:id="rId13">
+        <w:r>
+          <w:rPr>
+            <w:color w:val="1D4ED8"/>
+          </w:rPr>
+          <w:t>IIBA home</w:t>
+        </w:r>
+      </w:hyperlink>
+      <w:r>
+        <w:t xml:space="preserve"> (official, last checked 2026-10)</w:t>
+      </w:r>
+    </w:p>
+    <w:p>
+      <w:pPr>
+        <w:pStyle w:val="ListBullet"/>
+      </w:pPr>
+      <w:hyperlink r:id="rId14">
+        <w:r>
+          <w:rPr>
+            <w:color w:val="1D4ED8"/>
+          </w:rPr>
+          <w:t>Manifesto for Agile Software Development</w:t>
+        </w:r>
+      </w:hyperlink>
+      <w:r>
+        <w:t xml:space="preserve"> (standard, last checked 2026-10)</w:t>
+      </w:r>
+    </w:p>
+    <w:p>
+      <w:pPr>
+        <w:pStyle w:val="ListBullet"/>
+      </w:pPr>
+      <w:hyperlink r:id="rId15">
+        <w:r>
+          <w:rPr>
+            <w:color w:val="1D4ED8"/>
+          </w:rPr>
+          <w:t>Principles behind the Agile Manifesto</w:t>
+        </w:r>
+      </w:hyperlink>
+      <w:r>
+        <w:t xml:space="preserve"> (standard, last checked 2026-10)</w:t>
+      </w:r>
+    </w:p>
+    <w:p>
+      <w:pPr>
+        <w:pStyle w:val="ListBullet"/>
+      </w:pPr>
+      <w:hyperlink r:id="rId16">
+        <w:r>
+          <w:rPr>
+            <w:color w:val="1D4ED8"/>
+          </w:rPr>
+          <w:t>OMG, about BPMN 2.0</w:t>
+        </w:r>
+      </w:hyperlink>
+      <w:r>
+        <w:t xml:space="preserve"> (standard, last checked 2026-10)</w:t>
+      </w:r>
+    </w:p>
+    <w:p>
+      <w:pPr>
+        <w:pStyle w:val="ListBullet"/>
+      </w:pPr>
+      <w:hyperlink r:id="rId17">
+        <w:r>
+          <w:rPr>
+            <w:color w:val="1D4ED8"/>
+          </w:rPr>
+          <w:t>BPMN 2.0 specification PDF</w:t>
+        </w:r>
+      </w:hyperlink>
+      <w:r>
+        <w:t xml:space="preserve"> (standard, last checked 2026-10)</w:t>
+      </w:r>
+    </w:p>
+    <w:p>
+      <w:pPr>
+        <w:pStyle w:val="ListBullet"/>
+      </w:pPr>
+      <w:hyperlink r:id="rId18">
+        <w:r>
+          <w:rPr>
+            <w:color w:val="1D4ED8"/>
+          </w:rPr>
+          <w:t>OMG, about BPMN 2.0.2</w:t>
+        </w:r>
+      </w:hyperlink>
+      <w:r>
+        <w:t xml:space="preserve"> (standard, last checked 2026-10)</w:t>
+      </w:r>
+    </w:p>
+    <w:p>
+      <w:pPr>
+        <w:pStyle w:val="ListBullet"/>
+      </w:pPr>
+      <w:hyperlink r:id="rId19">
+        <w:r>
+          <w:rPr>
+            <w:color w:val="1D4ED8"/>
+          </w:rPr>
+          <w:t>OMG, about UML 2.5.1</w:t>
+        </w:r>
+      </w:hyperlink>
+      <w:r>
+        <w:t xml:space="preserve"> (standard, last checked 2026-10)</w:t>
+      </w:r>
+    </w:p>
+    <w:p>
+      <w:pPr>
+        <w:pStyle w:val="ListBullet"/>
+      </w:pPr>
+      <w:hyperlink r:id="rId20">
+        <w:r>
+          <w:rPr>
+            <w:color w:val="1D4ED8"/>
+          </w:rPr>
+          <w:t>UML 2.5.1 specification PDF</w:t>
+        </w:r>
+      </w:hyperlink>
+      <w:r>
+        <w:t xml:space="preserve"> (standard, last checked 2026-10)</w:t>
+      </w:r>
+    </w:p>
+    <w:p>
+      <w:pPr>
+        <w:pStyle w:val="ListBullet"/>
+      </w:pPr>
+      <w:hyperlink r:id="rId21">
+        <w:r>
+          <w:rPr>
+            <w:color w:val="1D4ED8"/>
+          </w:rPr>
+          <w:t>IIBA membership</w:t>
+        </w:r>
+      </w:hyperlink>
+      <w:r>
+        <w:t xml:space="preserve"> (community, last checked 2026-10)</w:t>
+      </w:r>
+    </w:p>
+    <w:p>
+      <w:pPr>
+        <w:pStyle w:val="ListBullet"/>
+      </w:pPr>
+      <w:hyperlink r:id="rId22">
+        <w:r>
+          <w:rPr>
+            <w:color w:val="1D4ED8"/>
+          </w:rPr>
+          <w:t>OMG managed communities</w:t>
+        </w:r>
+      </w:hyperlink>
+      <w:r>
+        <w:t xml:space="preserve"> (community, last checked 2026-10)</w:t>
+      </w:r>
+    </w:p>
+    <w:p>
+      <w:pPr>
+        <w:pStyle w:val="ListBullet"/>
+      </w:pPr>
+      <w:hyperlink r:id="rId23">
+        <w:r>
+          <w:rPr>
+            <w:color w:val="1D4ED8"/>
+          </w:rPr>
+          <w:t>About IIBA</w:t>
+        </w:r>
+      </w:hyperlink>
+      <w:r>
+        <w:t xml:space="preserve"> (official, last checked 2026-10)</w:t>
+      </w:r>
     </w:p>
     <w:sectPr>
       <w:pgSz w:w="12240" w:h="15840"/>

--- a/downloads/rooms/foundations.docx
+++ b/downloads/rooms/foundations.docx
@@ -150,7 +150,7 @@
     </w:p>
     <w:p>
       <w:r>
-        <w:t>Independent, free, learning-only student project. Respects every company and vendor. Trademarks belong to their owners. Not affiliated or endorsed. Concerns are removed or corrected promptly via the contact form at https://cyphermonkeylabs.com/#contact. Nothing is sold. Happy to volunteer for any organization.</w:t>
+        <w:t>Independent, free, learning-only student project. Respects every company and vendor. Trademarks belong to their owners. Not affiliated or endorsed. Names in the contact-center rooms are citations of pages opened in October 2026, not endorsements. Concerns are removed or corrected promptly via the contact form at https://cyphermonkeylabs.com/#contact. Nothing is sold. Happy to volunteer for any organization.</w:t>
       </w:r>
     </w:p>
     <w:p>
